--- a/rct-decomposition/KOTHA_Framework_RSM.docx
+++ b/rct-decomposition/KOTHA_Framework_RSM.docx
@@ -2306,6 +2306,17 @@
       </w:r>
     </w:p>
     <w:p>
+      <w:pPr>
+        <w:pStyle w:val="Heading3"/>
+      </w:pPr>
+      <w:r>
+        <w:rPr>
+          <w:color w:val="000000"/>
+        </w:rPr>
+        <w:t>Illustrative case selection</w:t>
+      </w:r>
+    </w:p>
+    <w:p>
       <w:r>
         <w:rPr>
           <w:rFonts w:ascii="Times New Roman" w:hAnsi="Times New Roman"/>
@@ -2314,6 +2325,46 @@
           <w:sz w:val="24"/>
         </w:rPr>
         <w:t>To illustrate the KOTHA Framework, we applied all three modules to two well-documented cases where observational evidence and RCT evidence diverged, and where the reasons for divergence have been extensively discussed in the literature.</w:t>
+      </w:r>
+    </w:p>
+    <w:p>
+      <w:r>
+        <w:rPr>
+          <w:rFonts w:ascii="Times New Roman" w:hAnsi="Times New Roman"/>
+          <w:b/>
+          <w:i w:val="0"/>
+          <w:sz w:val="24"/>
+        </w:rPr>
+        <w:t>Case 1: Intravenous magnesium in acute myocardial infarction (AMI)</w:t>
+      </w:r>
+      <w:r>
+        <w:rPr>
+          <w:rFonts w:ascii="Times New Roman" w:hAnsi="Times New Roman"/>
+          <w:b w:val="0"/>
+          <w:i w:val="0"/>
+          <w:sz w:val="24"/>
+        </w:rPr>
+        <w:t>. Between 1984 and 1995, multiple small RCTs suggested that intravenous magnesium reduced mortality in AMI (pooled OR approximately 0.54). The large ISIS-4 trial (N = 58,050) found no benefit (OR approximately 1.05). This discordance has been attributed to temporal changes in background therapy (introduction of thrombolysis), which reduced control-group event rates and potentially diluted the treatment effect [18, 19].</w:t>
+      </w:r>
+    </w:p>
+    <w:p>
+      <w:r>
+        <w:rPr>
+          <w:rFonts w:ascii="Times New Roman" w:hAnsi="Times New Roman"/>
+          <w:b/>
+          <w:i w:val="0"/>
+          <w:sz w:val="24"/>
+        </w:rPr>
+        <w:t>Case 2: Statins in heart failure (HF)</w:t>
+      </w:r>
+      <w:r>
+        <w:rPr>
+          <w:rFonts w:ascii="Times New Roman" w:hAnsi="Times New Roman"/>
+          <w:b w:val="0"/>
+          <w:i w:val="0"/>
+          <w:sz w:val="24"/>
+        </w:rPr>
+        <w:t>. Observational cohort studies consistently reported reduced mortality with statin use (pooled HR approximately 0.72), whereas the two largest RCTs in this population—CORONA and GISSI-HF—found no significant benefit (pooled HR approximately 0.97). This discrepancy has been attributed to differences between RCT-enrolled and real-world patient populations, with RCT participants having lower baseline risk [20, 21].</w:t>
       </w:r>
     </w:p>
     <w:p>
@@ -2324,18 +2375,7 @@
         <w:rPr>
           <w:color w:val="000000"/>
         </w:rPr>
-        <w:t>Illustrative case selection</w:t>
-      </w:r>
-    </w:p>
-    <w:p>
-      <w:r>
-        <w:rPr>
-          <w:rFonts w:ascii="Times New Roman" w:hAnsi="Times New Roman"/>
-          <w:b w:val="0"/>
-          <w:i w:val="0"/>
-          <w:sz w:val="24"/>
-        </w:rPr>
-        <w:t>We selected two cases based on the following criteria: (1) well-documented observational-RCT discordance, (2) availability of study-level data from published meta-analyses, (3) extensive prior discussion of the reasons for divergence, and (4) relevance to the structural information loss hypothesis.</w:t>
+        <w:t>Data sources</w:t>
       </w:r>
     </w:p>
     <w:p>
@@ -2346,80 +2386,7 @@
           <w:i w:val="0"/>
           <w:sz w:val="24"/>
         </w:rPr>
-        <w:t>Case 1: Intravenous magnesium in acute myocardial infarction (AMI)</w:t>
-      </w:r>
-      <w:r>
-        <w:rPr>
-          <w:rFonts w:ascii="Times New Roman" w:hAnsi="Times New Roman"/>
-          <w:b w:val="0"/>
-          <w:i w:val="0"/>
-          <w:sz w:val="24"/>
-        </w:rPr>
-        <w:t>. Between 1984 and 1995, multiple small RCTs suggested that intravenous magnesium reduced mortality in AMI (pooled OR approximately 0.54). The large ISIS-4 trial (N = 58,050) found no benefit (OR approximately 1.05). This discordance has been attributed to temporal changes in background therapy (introduction of thrombolysis), which reduced control-group event rates and potentially diluted the treatment effect [18, 19].</w:t>
-      </w:r>
-    </w:p>
-    <w:p>
-      <w:r>
-        <w:rPr>
-          <w:rFonts w:ascii="Times New Roman" w:hAnsi="Times New Roman"/>
-          <w:b/>
-          <w:i w:val="0"/>
-          <w:sz w:val="24"/>
-        </w:rPr>
-        <w:t>Case 2: Statins in heart failure (HF)</w:t>
-      </w:r>
-      <w:r>
-        <w:rPr>
-          <w:rFonts w:ascii="Times New Roman" w:hAnsi="Times New Roman"/>
-          <w:b w:val="0"/>
-          <w:i w:val="0"/>
-          <w:sz w:val="24"/>
-        </w:rPr>
-        <w:t>. Multiple large observational studies reported substantial mortality reduction with statins in HF patients (pooled HR approximately 0.72). Two large RCTs (CORONA, GISSI-HF) found no significant benefit (pooled HR approximately 0.97). The discordance has been attributed to both confounding in observational studies and selection of lower-risk RCT populations [20, 21, 22].</w:t>
-      </w:r>
-    </w:p>
-    <w:p>
-      <w:pPr>
-        <w:pStyle w:val="Heading3"/>
-      </w:pPr>
-      <w:r>
-        <w:rPr>
-          <w:color w:val="000000"/>
-        </w:rPr>
-        <w:t>Data sources</w:t>
-      </w:r>
-    </w:p>
-    <w:p>
-      <w:pPr>
-        <w:pStyle w:val="Heading4"/>
-      </w:pPr>
-      <w:r>
-        <w:rPr>
-          <w:color w:val="000000"/>
-        </w:rPr>
-        <w:t>Case 1: Magnesium in AMI</w:t>
-      </w:r>
-    </w:p>
-    <w:p>
-      <w:r>
-        <w:rPr>
-          <w:rFonts w:ascii="Times New Roman" w:hAnsi="Times New Roman"/>
-          <w:b w:val="0"/>
-          <w:i w:val="0"/>
-          <w:sz w:val="24"/>
-        </w:rPr>
-        <w:t>Study-level data were extracted from published meta-analyses [18, 19] for 12 trials (Table 3). Trials were classified by era: pre-thrombolysis (1984–1990, 7 trials), transition (1991, 2 trials), and thrombolysis (1992–1995, 3 trials including ISIS-4).</w:t>
-      </w:r>
-    </w:p>
-    <w:p>
-      <w:r>
-        <w:rPr>
-          <w:rFonts w:ascii="Times New Roman" w:hAnsi="Times New Roman"/>
-          <w:b/>
-          <w:i w:val="0"/>
-          <w:sz w:val="24"/>
-        </w:rPr>
-        <w:t>Table 3: Magnesium in AMI --- study-level data</w:t>
+        <w:t>Table 3: Study-level data for magnesium in AMI</w:t>
       </w:r>
     </w:p>
     <w:tbl>
@@ -3968,7 +3935,7 @@
                 <w:rFonts w:ascii="Times New Roman" w:hAnsi="Times New Roman"/>
                 <w:sz w:val="20"/>
               </w:rPr>
-              <w:t>2,216</w:t>
+              <w:t>2216</w:t>
             </w:r>
           </w:p>
         </w:tc>
@@ -3998,7 +3965,7 @@
                 <w:rFonts w:ascii="Times New Roman" w:hAnsi="Times New Roman"/>
                 <w:sz w:val="20"/>
               </w:rPr>
-              <w:t>2,103</w:t>
+              <w:t>2103</w:t>
             </w:r>
           </w:p>
         </w:tc>
@@ -4035,28 +4002,6 @@
       </w:tr>
     </w:tbl>
     <w:p>
-      <w:pPr>
-        <w:pStyle w:val="Heading4"/>
-      </w:pPr>
-      <w:r>
-        <w:rPr>
-          <w:color w:val="000000"/>
-        </w:rPr>
-        <w:t>Case 2: Statins in heart failure</w:t>
-      </w:r>
-    </w:p>
-    <w:p>
-      <w:r>
-        <w:rPr>
-          <w:rFonts w:ascii="Times New Roman" w:hAnsi="Times New Roman"/>
-          <w:b w:val="0"/>
-          <w:i w:val="0"/>
-          <w:sz w:val="24"/>
-        </w:rPr>
-        <w:t>Observational study data were extracted from five published cohort studies [20, 23, 24, 25, 26]. RCT data were from CORONA [21] and GISSI-HF [22] (Table 4).</w:t>
-      </w:r>
-    </w:p>
-    <w:p>
       <w:r>
         <w:rPr>
           <w:rFonts w:ascii="Times New Roman" w:hAnsi="Times New Roman"/>
@@ -4064,7 +4009,7 @@
           <w:i w:val="0"/>
           <w:sz w:val="24"/>
         </w:rPr>
-        <w:t>Table 4: Statins in HF --- study-level data</w:t>
+        <w:t>Table 4: Study-level data for statins in heart failure</w:t>
       </w:r>
     </w:p>
     <w:tbl>
@@ -4722,7 +4667,7 @@
         <w:rPr>
           <w:color w:val="000000"/>
         </w:rPr>
-        <w:t>Case 1: Magnesium in AMI</w:t>
+        <w:t>Magnesium in AMI</w:t>
       </w:r>
     </w:p>
     <w:p>
@@ -4733,7 +4678,7 @@
           <w:i w:val="0"/>
           <w:sz w:val="24"/>
         </w:rPr>
-        <w:t>Odds ratios and standard errors were computed for each trial using the Peto method with continuity correction. DerSimonian-Laird random-effects meta-analysis yielded:</w:t>
+        <w:t>Control-group event rates were computed for each era:</w:t>
       </w:r>
     </w:p>
     <w:p>
@@ -4743,20 +4688,11 @@
       <w:r>
         <w:rPr>
           <w:rFonts w:ascii="Times New Roman" w:hAnsi="Times New Roman"/>
-          <w:b/>
-          <w:i w:val="0"/>
-          <w:sz w:val="24"/>
-        </w:rPr>
-        <w:t>Pre-ISIS-4 trials</w:t>
-      </w:r>
-      <w:r>
-        <w:rPr>
-          <w:rFonts w:ascii="Times New Roman" w:hAnsi="Times New Roman"/>
           <w:b w:val="0"/>
           <w:i w:val="0"/>
           <w:sz w:val="24"/>
         </w:rPr>
-        <w:t xml:space="preserve"> (11 trials): OR = 0.54 (95% CI: 0.40–0.75), I^2 = 6%</w:t>
+        <w:t>Pre-thrombolysis era (1984–1990): weighted mean = 8.9%</w:t>
       </w:r>
     </w:p>
     <w:p>
@@ -4766,31 +4702,11 @@
       <w:r>
         <w:rPr>
           <w:rFonts w:ascii="Times New Roman" w:hAnsi="Times New Roman"/>
-          <w:b/>
-          <w:i w:val="0"/>
-          <w:sz w:val="24"/>
-        </w:rPr>
-        <w:t>All trials</w:t>
-      </w:r>
-      <w:r>
-        <w:rPr>
-          <w:rFonts w:ascii="Times New Roman" w:hAnsi="Times New Roman"/>
           <w:b w:val="0"/>
           <w:i w:val="0"/>
           <w:sz w:val="24"/>
         </w:rPr>
-        <w:t xml:space="preserve"> (12 trials): OR = 0.56 (95% CI: 0.38–0.83), I^2 = 62%</w:t>
-      </w:r>
-    </w:p>
-    <w:p>
-      <w:r>
-        <w:rPr>
-          <w:rFonts w:ascii="Times New Roman" w:hAnsi="Times New Roman"/>
-          <w:b w:val="0"/>
-          <w:i w:val="0"/>
-          <w:sz w:val="24"/>
-        </w:rPr>
-        <w:t>Control-group event rates were computed for each era:</w:t>
+        <w:t>ISIS-4 (1995): 7.2%</w:t>
       </w:r>
     </w:p>
     <w:p>
@@ -4804,7 +4720,29 @@
           <w:i w:val="0"/>
           <w:sz w:val="24"/>
         </w:rPr>
-        <w:t>Pre-thrombolysis era (1984–1990): weighted mean = 8.9%</w:t>
+        <w:t>LIMIT-2 (1992): 10.2%</w:t>
+      </w:r>
+    </w:p>
+    <w:p>
+      <w:r>
+        <w:rPr>
+          <w:rFonts w:ascii="Times New Roman" w:hAnsi="Times New Roman"/>
+          <w:b w:val="0"/>
+          <w:i w:val="0"/>
+          <w:sz w:val="24"/>
+        </w:rPr>
+        <w:t>The event rate ratio (ISIS-4 / pre-thrombolysis) was 0.82, indicating a 18% reduction in control event rates in the thrombolysis era (Fig. 2).</w:t>
+      </w:r>
+    </w:p>
+    <w:p>
+      <w:r>
+        <w:rPr>
+          <w:rFonts w:ascii="Times New Roman" w:hAnsi="Times New Roman"/>
+          <w:b w:val="0"/>
+          <w:i w:val="0"/>
+          <w:sz w:val="24"/>
+        </w:rPr>
+        <w:t>Random-effects meta-analysis yielded:</w:t>
       </w:r>
     </w:p>
     <w:p>
@@ -4814,11 +4752,20 @@
       <w:r>
         <w:rPr>
           <w:rFonts w:ascii="Times New Roman" w:hAnsi="Times New Roman"/>
+          <w:b/>
+          <w:i w:val="0"/>
+          <w:sz w:val="24"/>
+        </w:rPr>
+        <w:t>Pre-ISIS-4 trials</w:t>
+      </w:r>
+      <w:r>
+        <w:rPr>
+          <w:rFonts w:ascii="Times New Roman" w:hAnsi="Times New Roman"/>
           <w:b w:val="0"/>
           <w:i w:val="0"/>
           <w:sz w:val="24"/>
         </w:rPr>
-        <w:t>ISIS-4 (1995): 7.2%</w:t>
+        <w:t xml:space="preserve"> (11 trials): OR = 0.54 (95% CI: 0.40–0.75), I^2 = 6%</w:t>
       </w:r>
     </w:p>
     <w:p>
@@ -4828,14 +4775,12 @@
       <w:r>
         <w:rPr>
           <w:rFonts w:ascii="Times New Roman" w:hAnsi="Times New Roman"/>
-          <w:b w:val="0"/>
+          <w:b/>
           <w:i w:val="0"/>
           <w:sz w:val="24"/>
         </w:rPr>
-        <w:t>LIMIT-2 (1992): 10.2%</w:t>
-      </w:r>
-    </w:p>
-    <w:p>
+        <w:t>All trials</w:t>
+      </w:r>
       <w:r>
         <w:rPr>
           <w:rFonts w:ascii="Times New Roman" w:hAnsi="Times New Roman"/>
@@ -4843,7 +4788,7 @@
           <w:i w:val="0"/>
           <w:sz w:val="24"/>
         </w:rPr>
-        <w:t>The event rate ratio (ISIS-4 / pre-thrombolysis) was 0.82, indicating an 18% reduction in control event rates in the thrombolysis era (Fig. 2).</w:t>
+        <w:t xml:space="preserve"> (12 trials): OR = 0.56 (95% CI: 0.38–0.83), I^2 = 62%</w:t>
       </w:r>
     </w:p>
     <w:p>
@@ -4854,7 +4799,7 @@
           <w:i w:val="0"/>
           <w:sz w:val="24"/>
         </w:rPr>
-        <w:t>Power analysis at the ISIS-4 sample size (N = 58,050) showed that for the pre-ISIS-4 pooled effect (OR = 0.54), power exceeded 99% under all scenarios — the ISIS-4 trial was sufficiently large to detect an effect of this magnitude regardless of event rate. However, for more modest effects (OR = 0.85–0.95), the event rate reduction produced meaningful power differences between scenarios (Fig. 3A). At OR = 0.90, power was 95.8% under the pre-thrombolysis rate (S1) but 91.5% under the ISIS-4 rate (S2).</w:t>
+        <w:t>Power analysis at the ISIS-4 sample size (N = 58,050) showed that for the pre-ISIS-4 pooled effect (OR = 0.54), power exceeded 99% under all scenarios—the ISIS-4 trial was sufficiently large to detect an effect of this magnitude regardless of event rate. However, for more modest effects (OR = 0.85–0.95), the event rate reduction produced meaningful power differences between scenarios (Fig. 3A). At OR = 0.90, power was 95.8% under the pre-thrombolysis rate (S1) but 91.5% under the ISIS-4 rate (S2).</w:t>
       </w:r>
     </w:p>
     <w:p>
@@ -4865,7 +4810,7 @@
         <w:rPr>
           <w:color w:val="000000"/>
         </w:rPr>
-        <w:t>Case 2: Statins in HF</w:t>
+        <w:t>Statins in heart failure</w:t>
       </w:r>
     </w:p>
     <w:p>
@@ -4944,7 +4889,7 @@
           <w:i w:val="0"/>
           <w:sz w:val="24"/>
         </w:rPr>
-        <w:t>Power analysis at the combined RCT sample size (N = 9,585) revealed substantial power differences (Fig. 3B). At the observational effect estimate (HR = 0.72), power was &gt;99% under the observational event rate (15%) but 99.1% under the RCT rate (8%). At more modest effects (HR = 0.85), power was 84.6% under the observational rate but only 58.3% under the RCT rate — a 26 percentage-point reduction attributable to event dilution.</w:t>
+        <w:t>Power analysis at the combined RCT sample size (N = 9,585) revealed substantial power differences (Fig. 3B). At the observational effect estimate (HR = 0.72), power was &gt;99% under the observational event rate (15%) but 99.1% under the RCT event rate (8%). At more modest effects (HR = 0.85), power was 84.6% under the observational rate but only 58.3% under the RCT rate—a 26 percentage-point reduction attributable to event dilution.</w:t>
       </w:r>
     </w:p>
     <w:p>
@@ -4966,18 +4911,7 @@
         <w:rPr>
           <w:color w:val="000000"/>
         </w:rPr>
-        <w:t>Case 1: Magnesium in AMI</w:t>
-      </w:r>
-    </w:p>
-    <w:p>
-      <w:r>
-        <w:rPr>
-          <w:rFonts w:ascii="Times New Roman" w:hAnsi="Times New Roman"/>
-          <w:b w:val="0"/>
-          <w:i w:val="0"/>
-          <w:sz w:val="24"/>
-        </w:rPr>
-        <w:t>Power prior analysis treated the 11 pre-ISIS-4 trials as prior evidence and ISIS-4 as the primary RCT evidence. Table 5 presents results across the discounting grid, with the full forest plot in Fig. 4.</w:t>
+        <w:t>Bayesian integration --- Magnesium in AMI</w:t>
       </w:r>
     </w:p>
     <w:p>
@@ -5159,7 +5093,7 @@
                 <w:rFonts w:ascii="Times New Roman" w:hAnsi="Times New Roman"/>
                 <w:sz w:val="20"/>
               </w:rPr>
-              <w:t>16.3%</w:t>
+              <w:t>16.2%</w:t>
             </w:r>
           </w:p>
         </w:tc>
@@ -5236,7 +5170,7 @@
                 <w:rFonts w:ascii="Times New Roman" w:hAnsi="Times New Roman"/>
                 <w:sz w:val="20"/>
               </w:rPr>
-              <w:t>27.2%</w:t>
+              <w:t>27.9%</w:t>
             </w:r>
           </w:p>
         </w:tc>
@@ -5313,7 +5247,7 @@
                 <w:rFonts w:ascii="Times New Roman" w:hAnsi="Times New Roman"/>
                 <w:sz w:val="20"/>
               </w:rPr>
-              <w:t>43.3%</w:t>
+              <w:t>45.8%</w:t>
             </w:r>
           </w:p>
         </w:tc>
@@ -5390,7 +5324,7 @@
                 <w:rFonts w:ascii="Times New Roman" w:hAnsi="Times New Roman"/>
                 <w:sz w:val="20"/>
               </w:rPr>
-              <w:t>55.3%</w:t>
+              <w:t>56.9%</w:t>
             </w:r>
           </w:p>
         </w:tc>
@@ -5467,7 +5401,7 @@
                 <w:rFonts w:ascii="Times New Roman" w:hAnsi="Times New Roman"/>
                 <w:sz w:val="20"/>
               </w:rPr>
-              <w:t>78.2%</w:t>
+              <w:t>77.1%</w:t>
             </w:r>
           </w:p>
         </w:tc>
@@ -5544,7 +5478,7 @@
                 <w:rFonts w:ascii="Times New Roman" w:hAnsi="Times New Roman"/>
                 <w:sz w:val="20"/>
               </w:rPr>
-              <w:t>87.2%</w:t>
+              <w:t>87.4%</w:t>
             </w:r>
           </w:p>
         </w:tc>
@@ -5621,7 +5555,7 @@
                 <w:rFonts w:ascii="Times New Roman" w:hAnsi="Times New Roman"/>
                 <w:sz w:val="20"/>
               </w:rPr>
-              <w:t>92.8%</w:t>
+              <w:t>93.5%</w:t>
             </w:r>
           </w:p>
         </w:tc>
@@ -5646,18 +5580,7 @@
         <w:rPr>
           <w:color w:val="000000"/>
         </w:rPr>
-        <w:t>Case 2: Statins in HF</w:t>
-      </w:r>
-    </w:p>
-    <w:p>
-      <w:r>
-        <w:rPr>
-          <w:rFonts w:ascii="Times New Roman" w:hAnsi="Times New Roman"/>
-          <w:b w:val="0"/>
-          <w:i w:val="0"/>
-          <w:sz w:val="24"/>
-        </w:rPr>
-        <w:t>Power prior analysis treated observational studies as prior evidence and the two RCTs as primary evidence. Table 6 presents results, with the full forest plot in Fig. 6.</w:t>
+        <w:t>Bayesian integration --- Statins in HF</w:t>
       </w:r>
     </w:p>
     <w:p>
@@ -5839,7 +5762,7 @@
                 <w:rFonts w:ascii="Times New Roman" w:hAnsi="Times New Roman"/>
                 <w:sz w:val="20"/>
               </w:rPr>
-              <w:t>5.3%</w:t>
+              <w:t>9.1%</w:t>
             </w:r>
           </w:p>
         </w:tc>
@@ -5916,7 +5839,7 @@
                 <w:rFonts w:ascii="Times New Roman" w:hAnsi="Times New Roman"/>
                 <w:sz w:val="20"/>
               </w:rPr>
-              <w:t>20.2%</w:t>
+              <w:t>17.7%</w:t>
             </w:r>
           </w:p>
         </w:tc>
@@ -5993,7 +5916,7 @@
                 <w:rFonts w:ascii="Times New Roman" w:hAnsi="Times New Roman"/>
                 <w:sz w:val="20"/>
               </w:rPr>
-              <w:t>32.6%</w:t>
+              <w:t>26.0%</w:t>
             </w:r>
           </w:p>
         </w:tc>
@@ -6070,7 +5993,7 @@
                 <w:rFonts w:ascii="Times New Roman" w:hAnsi="Times New Roman"/>
                 <w:sz w:val="20"/>
               </w:rPr>
-              <w:t>42.0%</w:t>
+              <w:t>32.8%</w:t>
             </w:r>
           </w:p>
         </w:tc>
@@ -6147,7 +6070,7 @@
                 <w:rFonts w:ascii="Times New Roman" w:hAnsi="Times New Roman"/>
                 <w:sz w:val="20"/>
               </w:rPr>
-              <w:t>56.5%</w:t>
+              <w:t>42.5%</w:t>
             </w:r>
           </w:p>
         </w:tc>
@@ -6224,7 +6147,7 @@
                 <w:rFonts w:ascii="Times New Roman" w:hAnsi="Times New Roman"/>
                 <w:sz w:val="20"/>
               </w:rPr>
-              <w:t>68.0%</w:t>
+              <w:t>53.4%</w:t>
             </w:r>
           </w:p>
         </w:tc>
@@ -6301,7 +6224,7 @@
                 <w:rFonts w:ascii="Times New Roman" w:hAnsi="Times New Roman"/>
                 <w:sz w:val="20"/>
               </w:rPr>
-              <w:t>79.3%</w:t>
+              <w:t>64.1%</w:t>
             </w:r>
           </w:p>
         </w:tc>
@@ -6337,7 +6260,7 @@
         <w:rPr>
           <w:color w:val="000000"/>
         </w:rPr>
-        <w:t>Case 1: Magnesium in AMI</w:t>
+        <w:t>Magnesium in AMI</w:t>
       </w:r>
     </w:p>
     <w:p>
@@ -6357,7 +6280,7 @@
           <w:i w:val="0"/>
           <w:sz w:val="24"/>
         </w:rPr>
-        <w:t>: The OIS for detecting OR = 0.54 at \alpha = 0.05 with 80% power was 85 events. The total events across all 12 trials were 4,617 (information fraction = 5,426%). By this criterion, the meta-analysis was informationally sufficient. However, this assessment assumes the pre-ISIS-4 effect estimate is the true effect; if the true effect is more modest (e.g., OR = 0.75), the OIS would be 379 events, still exceeded by the available evidence.</w:t>
+        <w:t>: The OIS for detecting OR = 0.54 at \alpha = 0.05 with 80% power was 85 events. The total events across all 12 trials were 4,617 (information fraction = 5426%). By this criterion, the meta-analysis was informationally sufficient. However, this assessment assumes the pre-ISIS-4 effect estimate is the true effect; if the true effect is more modest (e.g., OR = 0.75), the OIS would be 379 events, still exceeded by the available evidence.</w:t>
       </w:r>
     </w:p>
     <w:p>
@@ -6417,7 +6340,7 @@
           <w:i w:val="0"/>
           <w:sz w:val="24"/>
         </w:rPr>
-        <w:t>: We present the cumulative Z-curve using both fixed-effect and random-effects accumulation because the two models give different results in this case. Under a fixed-effect accumulation, the Z-statistic reached significance after the early small trials but was pulled back to 0.80 by ISIS-4 (below the conventional boundary of 1.96). Under a random-effects accumulation—the same model used for the pooled all-trials estimate—the final Z was -2.90, crossing both the conventional boundary and the O'Brien-Fleming boundary. This divergence is a direct consequence of the high between-study heterogeneity (I^2 = 62%) driven by the ISIS-4 result; it underscores that the magnesium evidence base contains a genuine shift in treatment effect across eras and should not be summarized by a single pooled estimate.</w:t>
+        <w:t>: We present the cumulative Z-curve using both fixed-effect and random-effects accumulation because the two models give different results in this case. Under a fixed-effect accumulation, the Z-statistic reached significance after the early small trials but was pulled back to 0.80 by ISIS-4 (below the conventional boundary of 1.96). Under a random-effects accumulation—the same model used for the pooled all-trials estimate—the final Z was -2.90, crossing both the conventional boundary and the O'Brien-Fleming boundary (0.27). This divergence is a direct consequence of the high between-study heterogeneity (I^2 = 62%) driven by the ISIS-4 result; it underscores that the magnesium evidence base contains a genuine shift in treatment effect across eras and should not be summarized by a single pooled estimate.</w:t>
       </w:r>
     </w:p>
     <w:p>
@@ -6428,7 +6351,7 @@
         <w:rPr>
           <w:color w:val="000000"/>
         </w:rPr>
-        <w:t>Case 2: Statins in HF</w:t>
+        <w:t>Statins in heart failure</w:t>
       </w:r>
     </w:p>
     <w:p>
@@ -7198,7 +7121,7 @@
           <w:i w:val="0"/>
           <w:sz w:val="24"/>
         </w:rPr>
-        <w:t>The KOTHA Framework was illustrated using two canonical cases of observational-RCT divergence. In both cases, the framework identified structural features — temporal event dilution (magnesium) and population risk-profile differences (statins) — that contributed to the apparent discordance between observational and RCT evidence.</w:t>
+        <w:t>The KOTHA Framework was illustrated using two canonical cases of observational-RCT divergence. In both cases, the framework identified structural features—temporal event dilution (magnesium) and population risk-profile differences (statins)—that contributed to the apparent discordance between observational and RCT evidence.</w:t>
       </w:r>
     </w:p>
     <w:p>

--- a/rct-decomposition/KOTHA_Framework_RSM.docx
+++ b/rct-decomposition/KOTHA_Framework_RSM.docx
@@ -72,7 +72,7 @@
           <w:i w:val="0"/>
           <w:sz w:val="24"/>
         </w:rPr>
-        <w:t>: Discrepancies between meta-analyses of observational studies and randomized controlled trials (RCTs) are conventionally attributed to confounding in observational data. However, an alternative structural explanation — that RCTs systematically exclude high-risk patients, leading to event dilution and insufficient statistical power — remains underexplored and poorly operationalized. We developed the KOTHA (Knowledge-driven Observational-Trial Harmonization Approach) Framework to diagnose and address this structural information loss.</w:t>
+        <w:t>: Discrepancies between meta-analyses of observational studies and randomized controlled trials (RCTs) are conventionally attributed to confounding in observational data. However, an alternative structural explanation — that RCTs systematically exclude high-risk patients, leading to event dilution and insufficient statistical power — remains underexplored and poorly operationalized. We developed the Knowledge-driven Observational-Trial Harmonization Approach (KOTHA) Framework to diagnose and address this structural information loss.</w:t>
       </w:r>
     </w:p>
     <w:p>
@@ -406,7 +406,7 @@
           <w:i w:val="0"/>
           <w:sz w:val="24"/>
         </w:rPr>
-        <w:t>We developed the KOTHA (Knowledge-driven Observational-Trial Harmonization Approach) Framework, a three-module methodological system designed to (1) diagnose structural information loss through counterfactual power simulation (Module K), (2) integrate discordant evidence using hierarchical Bayesian meta-analysis (Module T), and (3) guide interpretation and recommendation under information insufficiency (Module H). This paper describes the framework's theoretical foundations, validates it using real published data from two canonical cases of observational-RCT divergence, and demonstrates its application to guideline interpretation.</w:t>
+        <w:t>We developed the Knowledge-driven Observational-Trial Harmonization Approach (KOTHA) Framework, a three-module methodological system designed to (1) diagnose structural information loss through counterfactual power simulation (Module K), (2) integrate discordant evidence using hierarchical Bayesian meta-analysis (Module T), and (3) guide interpretation and recommendation under information insufficiency (Module H). This paper describes the framework's theoretical foundations, validates it using real published data from two canonical cases of observational-RCT divergence, and demonstrates its application to guideline interpretation.</w:t>
       </w:r>
     </w:p>
     <w:p>

--- a/rct-decomposition/KOTHA_Framework_RSM.docx
+++ b/rct-decomposition/KOTHA_Framework_RSM.docx
@@ -112,7 +112,7 @@
           <w:i w:val="0"/>
           <w:sz w:val="24"/>
         </w:rPr>
-        <w:t>: In the magnesium case, control event rates declined from 8.9% (pre-thrombolysis era) to 7.2% (ISIS-4), reflecting temporal event dilution. The pre-ISIS-4 meta-analysis yielded OR = 0.54 (95% CI: 0.40–0.75), while the all-trials estimate was OR = 0.56 (0.38–0.83) with I^2 = 62%. Bayesian integration with power prior discounting (\alpha = 0.3) yielded OR = 0.73 (95% CrI: 0.28–2.09), P(OR &lt; 1) = 77%. In the statins case, observational studies showed HR = 0.72 (0.64–0.80) while RCTs showed HR = 0.97 (0.90–1.05), with event rate ratio of 0.53 (RCT/observational). Module H assessment identified that standard GRADE evaluation would conclude "no benefit demonstrated," whereas KOTHA-enhanced assessment classified both cases as informationally inconclusive with serious indirectness due to event dilution.</w:t>
+        <w:t>: In the magnesium case, control event rates declined from 8.9% (pre-thrombolysis era) to 7.2% (ISIS-4), reflecting temporal event dilution. The pre-ISIS-4 meta-analysis yielded OR = 0.54 (95% CI: 0.40–0.75), while the all-trials estimate was OR = 0.56 (0.38–0.83) with I^2 = 62%. Bayesian integration with power prior discounting (\alpha = 0.3) yielded OR = 0.73 (95% CrI: 0.28–2.09), P(OR &lt; 1) = 77%. In the statins case, observational studies showed HR = 0.72 (0.64–0.80) while RCTs showed HR = 0.97 (0.90–1.05), with event rate ratio of 0.53 (RCT/observational). Module H classified magnesium as inconclusive with serious imprecision (heterogeneity) and moderate indirectness and statins as inconclusive with serious indirectness, whereas standard GRADE evaluation would be more likely to conclude "no benefit demonstrated."</w:t>
       </w:r>
     </w:p>
     <w:p>

--- a/rct-decomposition/KOTHA_Framework_RSM.docx
+++ b/rct-decomposition/KOTHA_Framework_RSM.docx
@@ -112,7 +112,7 @@
           <w:i w:val="0"/>
           <w:sz w:val="24"/>
         </w:rPr>
-        <w:t>: In the magnesium case, control event rates declined from 8.9% (pre-thrombolysis era) to 7.2% (ISIS-4), reflecting temporal event dilution. The pre-ISIS-4 meta-analysis yielded OR = 0.54 (95% CI: 0.40–0.75), while the all-trials estimate was OR = 0.56 (0.38–0.83) with I^2 = 62%. Bayesian integration with power prior discounting (\alpha = 0.3) yielded OR = 0.73 (95% CrI: 0.28–2.09), P(OR &lt; 1) = 77%. In the statins case, observational studies showed HR = 0.72 (0.64–0.80) while RCTs showed HR = 0.97 (0.90–1.05), with event rate ratio of 0.53 (RCT/observational). Module H classified magnesium as inconclusive with serious imprecision (heterogeneity) and moderate indirectness and statins as inconclusive with serious indirectness, whereas standard GRADE evaluation would be more likely to conclude "no benefit demonstrated."</w:t>
+        <w:t>: In the magnesium case, control event rates declined from 8.9% (pre-thrombolysis era) to 7.2% (ISIS-4), reflecting temporal event dilution. The pre-ISIS-4 meta-analysis yielded OR = 0.54 (95% CI: 0.40–0.75), while the all-trials estimate was OR = 0.56 (0.38–0.83) with I^2 = 62%. Bayesian integration with power prior discounting (\alpha = 0.3) yielded OR = 0.73 (95% CrI: 0.28–2.09), P(OR &lt; 1) = 77%. In the statins case, observational studies showed HR = 0.72 (0.64–0.80) while RCTs showed HR = 0.97 (0.90–1.05), with event rate ratio of 0.53 (RCT/observational). Module H classified magnesium as inconclusive with serious inconsistency (heterogeneity) and statins as inconclusive with serious indirectness, whereas standard GRADE evaluation would be more likely to conclude "no benefit demonstrated."</w:t>
       </w:r>
     </w:p>
     <w:p>
@@ -6795,7 +6795,7 @@
                 <w:rFonts w:ascii="Times New Roman" w:hAnsi="Times New Roman"/>
                 <w:sz w:val="20"/>
               </w:rPr>
-              <w:t>Moderate: event rate decreased by 18%</w:t>
+              <w:t>Low: event rate decreased by 18%</w:t>
             </w:r>
           </w:p>
         </w:tc>
@@ -6857,7 +6857,7 @@
                 <w:rFonts w:ascii="Times New Roman" w:hAnsi="Times New Roman"/>
                 <w:sz w:val="20"/>
               </w:rPr>
-              <w:t>Serious</w:t>
+              <w:t>Not serious (OIS met)</w:t>
             </w:r>
           </w:p>
         </w:tc>
@@ -6872,7 +6872,7 @@
                 <w:rFonts w:ascii="Times New Roman" w:hAnsi="Times New Roman"/>
                 <w:sz w:val="20"/>
               </w:rPr>
-              <w:t>Serious (heterogeneity-driven)</w:t>
+              <w:t>Not serious (OIS met, CI excludes null)</w:t>
             </w:r>
           </w:p>
         </w:tc>
@@ -6887,7 +6887,7 @@
                 <w:rFonts w:ascii="Times New Roman" w:hAnsi="Times New Roman"/>
                 <w:sz w:val="20"/>
               </w:rPr>
-              <w:t>Serious</w:t>
+              <w:t>Not serious (OIS met, CI excludes clinically important benefit)</w:t>
             </w:r>
           </w:p>
         </w:tc>
@@ -6902,7 +6902,7 @@
                 <w:rFonts w:ascii="Times New Roman" w:hAnsi="Times New Roman"/>
                 <w:sz w:val="20"/>
               </w:rPr>
-              <w:t>Serious</w:t>
+              <w:t>Not serious (OIS met, CI excludes clinically important benefit)</w:t>
             </w:r>
           </w:p>
         </w:tc>
@@ -6949,7 +6949,7 @@
                 <w:rFonts w:ascii="Times New Roman" w:hAnsi="Times New Roman"/>
                 <w:sz w:val="20"/>
               </w:rPr>
-              <w:t>Very low</w:t>
+              <w:t>Low</w:t>
             </w:r>
           </w:p>
         </w:tc>
@@ -6964,7 +6964,7 @@
                 <w:rFonts w:ascii="Times New Roman" w:hAnsi="Times New Roman"/>
                 <w:sz w:val="20"/>
               </w:rPr>
-              <w:t>Moderate</w:t>
+              <w:t>High</w:t>
             </w:r>
           </w:p>
         </w:tc>

--- a/rct-decomposition/KOTHA_Framework_RSM.docx
+++ b/rct-decomposition/KOTHA_Framework_RSM.docx
@@ -112,7 +112,7 @@
           <w:i w:val="0"/>
           <w:sz w:val="24"/>
         </w:rPr>
-        <w:t>: In the magnesium case, control event rates declined from 8.9% (pre-thrombolysis era) to 7.2% (ISIS-4), reflecting temporal event dilution. The pre-ISIS-4 meta-analysis yielded OR = 0.54 (95% CI: 0.40–0.75), while the all-trials estimate was OR = 0.56 (0.38–0.83) with I^2 = 62%. Bayesian integration with power prior discounting (\alpha = 0.3) yielded OR = 0.73 (95% CrI: 0.28–2.09), P(OR &lt; 1) = 77%. In the statins case, observational studies showed HR = 0.72 (0.64–0.80) while RCTs showed HR = 0.97 (0.90–1.05), with event rate ratio of 0.53 (RCT/observational). Module H classified magnesium as inconclusive with serious inconsistency (heterogeneity) and statins as inconclusive with serious indirectness, whereas standard GRADE evaluation would be more likely to conclude "no benefit demonstrated."</w:t>
+        <w:t>: In the magnesium case, control event rates declined from 8.9% (pre-thrombolysis era) to 7.2% (ISIS-4), reflecting temporal event dilution. The pre-ISIS-4 meta-analysis yielded OR = 0.54 (95% CI: 0.40–0.75), while the all-trials estimate was OR = 0.56 (0.38–0.83) with I^2 = 62%. Bayesian integration with power prior discounting (\alpha = 0.3) yielded OR = 0.74 (95% CrI: 0.24–1.32), P(OR &lt; 1) = 83%. In the statins case, observational studies showed HR = 0.72 (0.64–0.80) while RCTs showed HR = 0.97 (0.90–1.05), with event rate ratio of 0.53 (RCT/observational). Module H classified magnesium as inconclusive with serious inconsistency (heterogeneity) and statins as inconclusive with serious indirectness, whereas standard GRADE evaluation would be more likely to conclude "no benefit demonstrated."</w:t>
       </w:r>
     </w:p>
     <w:p>
@@ -5048,7 +5048,7 @@
                 <w:rFonts w:ascii="Times New Roman" w:hAnsi="Times New Roman"/>
                 <w:sz w:val="20"/>
               </w:rPr>
-              <w:t>1.11 (0.43–7.03)</w:t>
+              <w:t>1.07 (0.06–16.87)</w:t>
             </w:r>
           </w:p>
         </w:tc>
@@ -5063,7 +5063,7 @@
                 <w:rFonts w:ascii="Times New Roman" w:hAnsi="Times New Roman"/>
                 <w:sz w:val="20"/>
               </w:rPr>
-              <w:t>30.6%</w:t>
+              <w:t>39.3%</w:t>
             </w:r>
           </w:p>
         </w:tc>
@@ -5078,7 +5078,7 @@
                 <w:rFonts w:ascii="Times New Roman" w:hAnsi="Times New Roman"/>
                 <w:sz w:val="20"/>
               </w:rPr>
-              <w:t>22.2%</w:t>
+              <w:t>29.4%</w:t>
             </w:r>
           </w:p>
         </w:tc>
@@ -5093,7 +5093,7 @@
                 <w:rFonts w:ascii="Times New Roman" w:hAnsi="Times New Roman"/>
                 <w:sz w:val="20"/>
               </w:rPr>
-              <w:t>16.2%</w:t>
+              <w:t>23.0%</w:t>
             </w:r>
           </w:p>
         </w:tc>
@@ -5125,7 +5125,7 @@
                 <w:rFonts w:ascii="Times New Roman" w:hAnsi="Times New Roman"/>
                 <w:sz w:val="20"/>
               </w:rPr>
-              <w:t>1.00 (0.31–3.51)</w:t>
+              <w:t>0.94 (0.15–2.74)</w:t>
             </w:r>
           </w:p>
         </w:tc>
@@ -5140,7 +5140,7 @@
                 <w:rFonts w:ascii="Times New Roman" w:hAnsi="Times New Roman"/>
                 <w:sz w:val="20"/>
               </w:rPr>
-              <w:t>50.7%</w:t>
+              <w:t>58.5%</w:t>
             </w:r>
           </w:p>
         </w:tc>
@@ -5155,7 +5155,7 @@
                 <w:rFonts w:ascii="Times New Roman" w:hAnsi="Times New Roman"/>
                 <w:sz w:val="20"/>
               </w:rPr>
-              <w:t>36.6%</w:t>
+              <w:t>45.8%</w:t>
             </w:r>
           </w:p>
         </w:tc>
@@ -5170,7 +5170,7 @@
                 <w:rFonts w:ascii="Times New Roman" w:hAnsi="Times New Roman"/>
                 <w:sz w:val="20"/>
               </w:rPr>
-              <w:t>27.9%</w:t>
+              <w:t>35.6%</w:t>
             </w:r>
           </w:p>
         </w:tc>
@@ -5202,7 +5202,7 @@
                 <w:rFonts w:ascii="Times New Roman" w:hAnsi="Times New Roman"/>
                 <w:sz w:val="20"/>
               </w:rPr>
-              <w:t>0.85 (0.31–2.50)</w:t>
+              <w:t>0.82 (0.22–1.75)</w:t>
             </w:r>
           </w:p>
         </w:tc>
@@ -5217,7 +5217,7 @@
                 <w:rFonts w:ascii="Times New Roman" w:hAnsi="Times New Roman"/>
                 <w:sz w:val="20"/>
               </w:rPr>
-              <w:t>66.5%</w:t>
+              <w:t>72.3%</w:t>
             </w:r>
           </w:p>
         </w:tc>
@@ -5232,7 +5232,7 @@
                 <w:rFonts w:ascii="Times New Roman" w:hAnsi="Times New Roman"/>
                 <w:sz w:val="20"/>
               </w:rPr>
-              <w:t>55.0%</w:t>
+              <w:t>59.9%</w:t>
             </w:r>
           </w:p>
         </w:tc>
@@ -5247,7 +5247,7 @@
                 <w:rFonts w:ascii="Times New Roman" w:hAnsi="Times New Roman"/>
                 <w:sz w:val="20"/>
               </w:rPr>
-              <w:t>45.8%</w:t>
+              <w:t>47.4%</w:t>
             </w:r>
           </w:p>
         </w:tc>
@@ -5279,7 +5279,7 @@
                 <w:rFonts w:ascii="Times New Roman" w:hAnsi="Times New Roman"/>
                 <w:sz w:val="20"/>
               </w:rPr>
-              <w:t>0.73 (0.28–2.09)</w:t>
+              <w:t>0.74 (0.24–1.32)</w:t>
             </w:r>
           </w:p>
         </w:tc>
@@ -5294,7 +5294,7 @@
                 <w:rFonts w:ascii="Times New Roman" w:hAnsi="Times New Roman"/>
                 <w:sz w:val="20"/>
               </w:rPr>
-              <w:t>77.0%</w:t>
+              <w:t>83.2%</w:t>
             </w:r>
           </w:p>
         </w:tc>
@@ -5309,7 +5309,7 @@
                 <w:rFonts w:ascii="Times New Roman" w:hAnsi="Times New Roman"/>
                 <w:sz w:val="20"/>
               </w:rPr>
-              <w:t>66.3%</w:t>
+              <w:t>71.9%</w:t>
             </w:r>
           </w:p>
         </w:tc>
@@ -5324,7 +5324,7 @@
                 <w:rFonts w:ascii="Times New Roman" w:hAnsi="Times New Roman"/>
                 <w:sz w:val="20"/>
               </w:rPr>
-              <w:t>56.9%</w:t>
+              <w:t>59.2%</w:t>
             </w:r>
           </w:p>
         </w:tc>
@@ -5356,7 +5356,7 @@
                 <w:rFonts w:ascii="Times New Roman" w:hAnsi="Times New Roman"/>
                 <w:sz w:val="20"/>
               </w:rPr>
-              <w:t>0.61 (0.28–1.30)</w:t>
+              <w:t>0.64 (0.28–1.09)</w:t>
             </w:r>
           </w:p>
         </w:tc>
@@ -5371,7 +5371,7 @@
                 <w:rFonts w:ascii="Times New Roman" w:hAnsi="Times New Roman"/>
                 <w:sz w:val="20"/>
               </w:rPr>
-              <w:t>92.6%</w:t>
+              <w:t>93.9%</w:t>
             </w:r>
           </w:p>
         </w:tc>
@@ -5386,7 +5386,7 @@
                 <w:rFonts w:ascii="Times New Roman" w:hAnsi="Times New Roman"/>
                 <w:sz w:val="20"/>
               </w:rPr>
-              <w:t>87.3%</w:t>
+              <w:t>86.8%</w:t>
             </w:r>
           </w:p>
         </w:tc>
@@ -5401,7 +5401,7 @@
                 <w:rFonts w:ascii="Times New Roman" w:hAnsi="Times New Roman"/>
                 <w:sz w:val="20"/>
               </w:rPr>
-              <w:t>77.1%</w:t>
+              <w:t>75.6%</w:t>
             </w:r>
           </w:p>
         </w:tc>
@@ -5433,7 +5433,7 @@
                 <w:rFonts w:ascii="Times New Roman" w:hAnsi="Times New Roman"/>
                 <w:sz w:val="20"/>
               </w:rPr>
-              <w:t>0.57 (0.29–1.05)</w:t>
+              <w:t>0.59 (0.29–0.97)</w:t>
             </w:r>
           </w:p>
         </w:tc>
@@ -5448,7 +5448,7 @@
                 <w:rFonts w:ascii="Times New Roman" w:hAnsi="Times New Roman"/>
                 <w:sz w:val="20"/>
               </w:rPr>
-              <w:t>96.6%</w:t>
+              <w:t>98.3%</w:t>
             </w:r>
           </w:p>
         </w:tc>
@@ -5463,7 +5463,7 @@
                 <w:rFonts w:ascii="Times New Roman" w:hAnsi="Times New Roman"/>
                 <w:sz w:val="20"/>
               </w:rPr>
-              <w:t>94.1%</w:t>
+              <w:t>94.9%</w:t>
             </w:r>
           </w:p>
         </w:tc>
@@ -5478,7 +5478,7 @@
                 <w:rFonts w:ascii="Times New Roman" w:hAnsi="Times New Roman"/>
                 <w:sz w:val="20"/>
               </w:rPr>
-              <w:t>87.4%</w:t>
+              <w:t>86.8%</w:t>
             </w:r>
           </w:p>
         </w:tc>
@@ -5510,7 +5510,7 @@
                 <w:rFonts w:ascii="Times New Roman" w:hAnsi="Times New Roman"/>
                 <w:sz w:val="20"/>
               </w:rPr>
-              <w:t>0.54 (0.32–0.91)</w:t>
+              <w:t>0.56 (0.31–0.86)</w:t>
             </w:r>
           </w:p>
         </w:tc>
@@ -5525,7 +5525,7 @@
                 <w:rFonts w:ascii="Times New Roman" w:hAnsi="Times New Roman"/>
                 <w:sz w:val="20"/>
               </w:rPr>
-              <w:t>98.7%</w:t>
+              <w:t>99.6%</w:t>
             </w:r>
           </w:p>
         </w:tc>
@@ -5540,7 +5540,7 @@
                 <w:rFonts w:ascii="Times New Roman" w:hAnsi="Times New Roman"/>
                 <w:sz w:val="20"/>
               </w:rPr>
-              <w:t>97.2%</w:t>
+              <w:t>98.5%</w:t>
             </w:r>
           </w:p>
         </w:tc>
@@ -5555,7 +5555,7 @@
                 <w:rFonts w:ascii="Times New Roman" w:hAnsi="Times New Roman"/>
                 <w:sz w:val="20"/>
               </w:rPr>
-              <w:t>93.5%</w:t>
+              <w:t>94.5%</w:t>
             </w:r>
           </w:p>
         </w:tc>
@@ -5569,7 +5569,7 @@
           <w:i w:val="0"/>
           <w:sz w:val="24"/>
         </w:rPr>
-        <w:t>At \alpha = 0 (ISIS-4 only), the posterior median OR was 1.11 with only 30.6% probability of benefit. As \alpha increased, incorporating pre-ISIS-4 evidence progressively shifted the posterior toward benefit. At \alpha = 0.3 (moderate discounting), the posterior OR was 0.73 with 77% probability of benefit. The sensitivity analysis demonstrates that conclusions about magnesium efficacy depend critically on the weight assigned to pre-ISIS-4 evidence (Fig. 5A).</w:t>
+        <w:t>At \alpha = 0 (ISIS-4 only), the posterior median OR was 1.07 with only 39.3% probability of benefit. As \alpha increased, incorporating pre-ISIS-4 evidence progressively shifted the posterior toward benefit. At \alpha = 0.3 (moderate discounting), the posterior OR was 0.74 with 83% probability of benefit. The sensitivity analysis demonstrates that conclusions about magnesium efficacy depend critically on the weight assigned to pre-ISIS-4 evidence (Fig. 5A).</w:t>
       </w:r>
     </w:p>
     <w:p>
@@ -5717,7 +5717,7 @@
                 <w:rFonts w:ascii="Times New Roman" w:hAnsi="Times New Roman"/>
                 <w:sz w:val="20"/>
               </w:rPr>
-              <w:t>0.98 (0.63–2.35)</w:t>
+              <w:t>0.97 (0.54–1.64)</w:t>
             </w:r>
           </w:p>
         </w:tc>
@@ -5732,7 +5732,7 @@
                 <w:rFonts w:ascii="Times New Roman" w:hAnsi="Times New Roman"/>
                 <w:sz w:val="20"/>
               </w:rPr>
-              <w:t>60.9%</w:t>
+              <w:t>62.7%</w:t>
             </w:r>
           </w:p>
         </w:tc>
@@ -5747,7 +5747,7 @@
                 <w:rFonts w:ascii="Times New Roman" w:hAnsi="Times New Roman"/>
                 <w:sz w:val="20"/>
               </w:rPr>
-              <w:t>17.7%</w:t>
+              <w:t>21.1%</w:t>
             </w:r>
           </w:p>
         </w:tc>
@@ -5762,7 +5762,7 @@
                 <w:rFonts w:ascii="Times New Roman" w:hAnsi="Times New Roman"/>
                 <w:sz w:val="20"/>
               </w:rPr>
-              <w:t>9.1%</w:t>
+              <w:t>9.5%</w:t>
             </w:r>
           </w:p>
         </w:tc>
@@ -5794,7 +5794,7 @@
                 <w:rFonts w:ascii="Times New Roman" w:hAnsi="Times New Roman"/>
                 <w:sz w:val="20"/>
               </w:rPr>
-              <w:t>0.92 (0.63–2.19)</w:t>
+              <w:t>0.92 (0.52–1.60)</w:t>
             </w:r>
           </w:p>
         </w:tc>
@@ -5809,7 +5809,7 @@
                 <w:rFonts w:ascii="Times New Roman" w:hAnsi="Times New Roman"/>
                 <w:sz w:val="20"/>
               </w:rPr>
-              <w:t>70.4%</w:t>
+              <w:t>71.7%</w:t>
             </w:r>
           </w:p>
         </w:tc>
@@ -5824,7 +5824,7 @@
                 <w:rFonts w:ascii="Times New Roman" w:hAnsi="Times New Roman"/>
                 <w:sz w:val="20"/>
               </w:rPr>
-              <w:t>43.5%</w:t>
+              <w:t>42.0%</w:t>
             </w:r>
           </w:p>
         </w:tc>
@@ -5839,7 +5839,7 @@
                 <w:rFonts w:ascii="Times New Roman" w:hAnsi="Times New Roman"/>
                 <w:sz w:val="20"/>
               </w:rPr>
-              <w:t>17.7%</w:t>
+              <w:t>18.3%</w:t>
             </w:r>
           </w:p>
         </w:tc>
@@ -5871,7 +5871,7 @@
                 <w:rFonts w:ascii="Times New Roman" w:hAnsi="Times New Roman"/>
                 <w:sz w:val="20"/>
               </w:rPr>
-              <w:t>0.88 (0.60–1.80)</w:t>
+              <w:t>0.88 (0.54–1.37)</w:t>
             </w:r>
           </w:p>
         </w:tc>
@@ -5886,7 +5886,7 @@
                 <w:rFonts w:ascii="Times New Roman" w:hAnsi="Times New Roman"/>
                 <w:sz w:val="20"/>
               </w:rPr>
-              <w:t>78.4%</w:t>
+              <w:t>81.0%</w:t>
             </w:r>
           </w:p>
         </w:tc>
@@ -5901,7 +5901,7 @@
                 <w:rFonts w:ascii="Times New Roman" w:hAnsi="Times New Roman"/>
                 <w:sz w:val="20"/>
               </w:rPr>
-              <w:t>57.0%</w:t>
+              <w:t>56.3%</w:t>
             </w:r>
           </w:p>
         </w:tc>
@@ -5916,7 +5916,7 @@
                 <w:rFonts w:ascii="Times New Roman" w:hAnsi="Times New Roman"/>
                 <w:sz w:val="20"/>
               </w:rPr>
-              <w:t>26.0%</w:t>
+              <w:t>25.4%</w:t>
             </w:r>
           </w:p>
         </w:tc>
@@ -5948,7 +5948,7 @@
                 <w:rFonts w:ascii="Times New Roman" w:hAnsi="Times New Roman"/>
                 <w:sz w:val="20"/>
               </w:rPr>
-              <w:t>0.85 (0.59–1.57)</w:t>
+              <w:t>0.86 (0.57–1.26)</w:t>
             </w:r>
           </w:p>
         </w:tc>
@@ -5963,7 +5963,7 @@
                 <w:rFonts w:ascii="Times New Roman" w:hAnsi="Times New Roman"/>
                 <w:sz w:val="20"/>
               </w:rPr>
-              <w:t>83.7%</w:t>
+              <w:t>86.4%</w:t>
             </w:r>
           </w:p>
         </w:tc>
@@ -5978,7 +5978,7 @@
                 <w:rFonts w:ascii="Times New Roman" w:hAnsi="Times New Roman"/>
                 <w:sz w:val="20"/>
               </w:rPr>
-              <w:t>65.7%</w:t>
+              <w:t>65.3%</w:t>
             </w:r>
           </w:p>
         </w:tc>
@@ -5993,7 +5993,7 @@
                 <w:rFonts w:ascii="Times New Roman" w:hAnsi="Times New Roman"/>
                 <w:sz w:val="20"/>
               </w:rPr>
-              <w:t>32.8%</w:t>
+              <w:t>29.9%</w:t>
             </w:r>
           </w:p>
         </w:tc>
@@ -6025,7 +6025,7 @@
                 <w:rFonts w:ascii="Times New Roman" w:hAnsi="Times New Roman"/>
                 <w:sz w:val="20"/>
               </w:rPr>
-              <w:t>0.82 (0.62–1.15)</w:t>
+              <w:t>0.82 (0.60–1.08)</w:t>
             </w:r>
           </w:p>
         </w:tc>
@@ -6040,7 +6040,7 @@
                 <w:rFonts w:ascii="Times New Roman" w:hAnsi="Times New Roman"/>
                 <w:sz w:val="20"/>
               </w:rPr>
-              <w:t>91.9%</w:t>
+              <w:t>93.9%</w:t>
             </w:r>
           </w:p>
         </w:tc>
@@ -6055,7 +6055,7 @@
                 <w:rFonts w:ascii="Times New Roman" w:hAnsi="Times New Roman"/>
                 <w:sz w:val="20"/>
               </w:rPr>
-              <w:t>79.2%</w:t>
+              <w:t>79.6%</w:t>
             </w:r>
           </w:p>
         </w:tc>
@@ -6070,7 +6070,7 @@
                 <w:rFonts w:ascii="Times New Roman" w:hAnsi="Times New Roman"/>
                 <w:sz w:val="20"/>
               </w:rPr>
-              <w:t>42.5%</w:t>
+              <w:t>40.8%</w:t>
             </w:r>
           </w:p>
         </w:tc>
@@ -6102,7 +6102,7 @@
                 <w:rFonts w:ascii="Times New Roman" w:hAnsi="Times New Roman"/>
                 <w:sz w:val="20"/>
               </w:rPr>
-              <w:t>0.79 (0.63–1.02)</w:t>
+              <w:t>0.80 (0.63–1.01)</w:t>
             </w:r>
           </w:p>
         </w:tc>
@@ -6117,7 +6117,7 @@
                 <w:rFonts w:ascii="Times New Roman" w:hAnsi="Times New Roman"/>
                 <w:sz w:val="20"/>
               </w:rPr>
-              <w:t>96.8%</w:t>
+              <w:t>97.3%</w:t>
             </w:r>
           </w:p>
         </w:tc>
@@ -6132,7 +6132,7 @@
                 <w:rFonts w:ascii="Times New Roman" w:hAnsi="Times New Roman"/>
                 <w:sz w:val="20"/>
               </w:rPr>
-              <w:t>88.7%</w:t>
+              <w:t>88.3%</w:t>
             </w:r>
           </w:p>
         </w:tc>
@@ -6147,7 +6147,7 @@
                 <w:rFonts w:ascii="Times New Roman" w:hAnsi="Times New Roman"/>
                 <w:sz w:val="20"/>
               </w:rPr>
-              <w:t>53.4%</w:t>
+              <w:t>49.5%</w:t>
             </w:r>
           </w:p>
         </w:tc>
@@ -6179,7 +6179,7 @@
                 <w:rFonts w:ascii="Times New Roman" w:hAnsi="Times New Roman"/>
                 <w:sz w:val="20"/>
               </w:rPr>
-              <w:t>0.78 (0.65–0.95)</w:t>
+              <w:t>0.78 (0.64–0.92)</w:t>
             </w:r>
           </w:p>
         </w:tc>
@@ -6194,7 +6194,7 @@
                 <w:rFonts w:ascii="Times New Roman" w:hAnsi="Times New Roman"/>
                 <w:sz w:val="20"/>
               </w:rPr>
-              <w:t>99.1%</w:t>
+              <w:t>99.4%</w:t>
             </w:r>
           </w:p>
         </w:tc>
@@ -6209,7 +6209,7 @@
                 <w:rFonts w:ascii="Times New Roman" w:hAnsi="Times New Roman"/>
                 <w:sz w:val="20"/>
               </w:rPr>
-              <w:t>94.8%</w:t>
+              <w:t>95.8%</w:t>
             </w:r>
           </w:p>
         </w:tc>
@@ -6238,7 +6238,7 @@
           <w:i w:val="0"/>
           <w:sz w:val="24"/>
         </w:rPr>
-        <w:t>At \alpha = 0 (RCTs only), the posterior probability of any benefit was only 60.9%, and the probability of clinically meaningful benefit (HR &lt; 0.90) was 17.7%. Even modest incorporation of observational evidence (\alpha = 0.3) increased P(HR &lt; 1) to 83.7% and P(HR &lt; 0.90) to 65.7%. The sensitivity analysis (Fig. 5B) shows a monotonic increase in posterior probability of benefit with increasing \alpha, but conclusions remain uncertain across the full range of discounting.</w:t>
+        <w:t>At \alpha = 0 (RCTs only), the posterior probability of any benefit was only 62.7%, and the probability of clinically meaningful benefit (HR &lt; 0.90) was 21.1%. Even modest incorporation of observational evidence (\alpha = 0.3) increased P(HR &lt; 1) to 86.4% and P(HR &lt; 0.90) to 65.3%. The sensitivity analysis (Fig. 5B) shows a monotonic increase in posterior probability of benefit with increasing \alpha, but conclusions remain uncertain across the full range of discounting.</w:t>
       </w:r>
     </w:p>
     <w:p>

--- a/rct-decomposition/KOTHA_Framework_RSM.docx
+++ b/rct-decomposition/KOTHA_Framework_RSM.docx
@@ -112,7 +112,7 @@
           <w:i w:val="0"/>
           <w:sz w:val="24"/>
         </w:rPr>
-        <w:t>: In the magnesium case, control event rates declined from 8.9% (pre-thrombolysis era) to 7.2% (ISIS-4), reflecting temporal event dilution. The pre-ISIS-4 meta-analysis yielded OR = 0.54 (95% CI: 0.40–0.75), while the all-trials estimate was OR = 0.56 (0.38–0.83) with I^2 = 62%. Bayesian integration with power prior discounting (\alpha = 0.3) yielded OR = 0.74 (95% CrI: 0.24–1.32), P(OR &lt; 1) = 83%. In the statins case, observational studies showed HR = 0.72 (0.64–0.80) while RCTs showed HR = 0.97 (0.90–1.05), with event rate ratio of 0.53 (RCT/observational). Module H classified magnesium as inconclusive with serious inconsistency (heterogeneity) and statins as inconclusive with serious indirectness, whereas standard GRADE evaluation would be more likely to conclude "no benefit demonstrated."</w:t>
+        <w:t>: In the magnesium case, control event rates declined from 8.9% (pre-thrombolysis era) to 7.2% (ISIS-4), reflecting temporal event dilution. The pre-ISIS-4 meta-analysis yielded OR = 0.54 (95% CI: 0.40–0.75), while the all-trials estimate was OR = 0.56 (0.38–0.83) with I^2 = 62%. Bayesian integration with power prior discounting (\alpha = 0.3) yielded OR = 0.74 (95% CrI: 0.25–1.43), P(OR &lt; 1) = 81%. In the statins case, observational studies showed HR = 0.72 (0.64–0.80) while RCTs showed HR = 0.97 (0.90–1.05), with event rate ratio of 0.53 (RCT/observational). Module H classified magnesium as inconclusive with serious inconsistency (heterogeneity) and statins as inconclusive with serious indirectness, whereas standard GRADE evaluation would be more likely to conclude "no benefit demonstrated."</w:t>
       </w:r>
     </w:p>
     <w:p>
@@ -5048,7 +5048,7 @@
                 <w:rFonts w:ascii="Times New Roman" w:hAnsi="Times New Roman"/>
                 <w:sz w:val="20"/>
               </w:rPr>
-              <w:t>1.07 (0.06–16.87)</w:t>
+              <w:t>1.05 (0.03–27.97)</w:t>
             </w:r>
           </w:p>
         </w:tc>
@@ -5063,7 +5063,7 @@
                 <w:rFonts w:ascii="Times New Roman" w:hAnsi="Times New Roman"/>
                 <w:sz w:val="20"/>
               </w:rPr>
-              <w:t>39.3%</w:t>
+              <w:t>42.8%</w:t>
             </w:r>
           </w:p>
         </w:tc>
@@ -5078,7 +5078,7 @@
                 <w:rFonts w:ascii="Times New Roman" w:hAnsi="Times New Roman"/>
                 <w:sz w:val="20"/>
               </w:rPr>
-              <w:t>29.4%</w:t>
+              <w:t>33.4%</w:t>
             </w:r>
           </w:p>
         </w:tc>
@@ -5093,7 +5093,7 @@
                 <w:rFonts w:ascii="Times New Roman" w:hAnsi="Times New Roman"/>
                 <w:sz w:val="20"/>
               </w:rPr>
-              <w:t>23.0%</w:t>
+              <w:t>27.0%</w:t>
             </w:r>
           </w:p>
         </w:tc>
@@ -5125,7 +5125,7 @@
                 <w:rFonts w:ascii="Times New Roman" w:hAnsi="Times New Roman"/>
                 <w:sz w:val="20"/>
               </w:rPr>
-              <w:t>0.94 (0.15–2.74)</w:t>
+              <w:t>0.93 (0.15–2.92)</w:t>
             </w:r>
           </w:p>
         </w:tc>
@@ -5140,7 +5140,7 @@
                 <w:rFonts w:ascii="Times New Roman" w:hAnsi="Times New Roman"/>
                 <w:sz w:val="20"/>
               </w:rPr>
-              <w:t>58.5%</w:t>
+              <w:t>58.3%</w:t>
             </w:r>
           </w:p>
         </w:tc>
@@ -5155,7 +5155,7 @@
                 <w:rFonts w:ascii="Times New Roman" w:hAnsi="Times New Roman"/>
                 <w:sz w:val="20"/>
               </w:rPr>
-              <w:t>45.8%</w:t>
+              <w:t>46.3%</w:t>
             </w:r>
           </w:p>
         </w:tc>
@@ -5170,7 +5170,7 @@
                 <w:rFonts w:ascii="Times New Roman" w:hAnsi="Times New Roman"/>
                 <w:sz w:val="20"/>
               </w:rPr>
-              <w:t>35.6%</w:t>
+              <w:t>36.2%</w:t>
             </w:r>
           </w:p>
         </w:tc>
@@ -5202,7 +5202,7 @@
                 <w:rFonts w:ascii="Times New Roman" w:hAnsi="Times New Roman"/>
                 <w:sz w:val="20"/>
               </w:rPr>
-              <w:t>0.82 (0.22–1.75)</w:t>
+              <w:t>0.83 (0.22–1.75)</w:t>
             </w:r>
           </w:p>
         </w:tc>
@@ -5217,7 +5217,7 @@
                 <w:rFonts w:ascii="Times New Roman" w:hAnsi="Times New Roman"/>
                 <w:sz w:val="20"/>
               </w:rPr>
-              <w:t>72.3%</w:t>
+              <w:t>71.4%</w:t>
             </w:r>
           </w:p>
         </w:tc>
@@ -5232,7 +5232,7 @@
                 <w:rFonts w:ascii="Times New Roman" w:hAnsi="Times New Roman"/>
                 <w:sz w:val="20"/>
               </w:rPr>
-              <w:t>59.9%</w:t>
+              <w:t>58.9%</w:t>
             </w:r>
           </w:p>
         </w:tc>
@@ -5247,7 +5247,7 @@
                 <w:rFonts w:ascii="Times New Roman" w:hAnsi="Times New Roman"/>
                 <w:sz w:val="20"/>
               </w:rPr>
-              <w:t>47.4%</w:t>
+              <w:t>46.9%</w:t>
             </w:r>
           </w:p>
         </w:tc>
@@ -5279,7 +5279,7 @@
                 <w:rFonts w:ascii="Times New Roman" w:hAnsi="Times New Roman"/>
                 <w:sz w:val="20"/>
               </w:rPr>
-              <w:t>0.74 (0.24–1.32)</w:t>
+              <w:t>0.74 (0.25–1.43)</w:t>
             </w:r>
           </w:p>
         </w:tc>
@@ -5294,7 +5294,7 @@
                 <w:rFonts w:ascii="Times New Roman" w:hAnsi="Times New Roman"/>
                 <w:sz w:val="20"/>
               </w:rPr>
-              <w:t>83.2%</w:t>
+              <w:t>80.7%</w:t>
             </w:r>
           </w:p>
         </w:tc>
@@ -5309,7 +5309,7 @@
                 <w:rFonts w:ascii="Times New Roman" w:hAnsi="Times New Roman"/>
                 <w:sz w:val="20"/>
               </w:rPr>
-              <w:t>71.9%</w:t>
+              <w:t>69.6%</w:t>
             </w:r>
           </w:p>
         </w:tc>
@@ -5324,7 +5324,7 @@
                 <w:rFonts w:ascii="Times New Roman" w:hAnsi="Times New Roman"/>
                 <w:sz w:val="20"/>
               </w:rPr>
-              <w:t>59.2%</w:t>
+              <w:t>57.4%</w:t>
             </w:r>
           </w:p>
         </w:tc>
@@ -5356,7 +5356,7 @@
                 <w:rFonts w:ascii="Times New Roman" w:hAnsi="Times New Roman"/>
                 <w:sz w:val="20"/>
               </w:rPr>
-              <w:t>0.64 (0.28–1.09)</w:t>
+              <w:t>0.63 (0.28–1.10)</w:t>
             </w:r>
           </w:p>
         </w:tc>
@@ -5371,7 +5371,7 @@
                 <w:rFonts w:ascii="Times New Roman" w:hAnsi="Times New Roman"/>
                 <w:sz w:val="20"/>
               </w:rPr>
-              <w:t>93.9%</w:t>
+              <w:t>94.0%</w:t>
             </w:r>
           </w:p>
         </w:tc>
@@ -5386,7 +5386,7 @@
                 <w:rFonts w:ascii="Times New Roman" w:hAnsi="Times New Roman"/>
                 <w:sz w:val="20"/>
               </w:rPr>
-              <w:t>86.8%</w:t>
+              <w:t>87.2%</w:t>
             </w:r>
           </w:p>
         </w:tc>
@@ -5401,7 +5401,7 @@
                 <w:rFonts w:ascii="Times New Roman" w:hAnsi="Times New Roman"/>
                 <w:sz w:val="20"/>
               </w:rPr>
-              <w:t>75.6%</w:t>
+              <w:t>76.3%</w:t>
             </w:r>
           </w:p>
         </w:tc>
@@ -5433,7 +5433,7 @@
                 <w:rFonts w:ascii="Times New Roman" w:hAnsi="Times New Roman"/>
                 <w:sz w:val="20"/>
               </w:rPr>
-              <w:t>0.59 (0.29–0.97)</w:t>
+              <w:t>0.59 (0.29–0.98)</w:t>
             </w:r>
           </w:p>
         </w:tc>
@@ -5448,7 +5448,7 @@
                 <w:rFonts w:ascii="Times New Roman" w:hAnsi="Times New Roman"/>
                 <w:sz w:val="20"/>
               </w:rPr>
-              <w:t>98.3%</w:t>
+              <w:t>98.1%</w:t>
             </w:r>
           </w:p>
         </w:tc>
@@ -5463,7 +5463,7 @@
                 <w:rFonts w:ascii="Times New Roman" w:hAnsi="Times New Roman"/>
                 <w:sz w:val="20"/>
               </w:rPr>
-              <w:t>94.9%</w:t>
+              <w:t>94.8%</w:t>
             </w:r>
           </w:p>
         </w:tc>
@@ -5478,7 +5478,7 @@
                 <w:rFonts w:ascii="Times New Roman" w:hAnsi="Times New Roman"/>
                 <w:sz w:val="20"/>
               </w:rPr>
-              <w:t>86.8%</w:t>
+              <w:t>87.1%</w:t>
             </w:r>
           </w:p>
         </w:tc>
@@ -5510,7 +5510,7 @@
                 <w:rFonts w:ascii="Times New Roman" w:hAnsi="Times New Roman"/>
                 <w:sz w:val="20"/>
               </w:rPr>
-              <w:t>0.56 (0.31–0.86)</w:t>
+              <w:t>0.55 (0.32–0.87)</w:t>
             </w:r>
           </w:p>
         </w:tc>
@@ -5540,7 +5540,7 @@
                 <w:rFonts w:ascii="Times New Roman" w:hAnsi="Times New Roman"/>
                 <w:sz w:val="20"/>
               </w:rPr>
-              <w:t>98.5%</w:t>
+              <w:t>98.4%</w:t>
             </w:r>
           </w:p>
         </w:tc>
@@ -5555,7 +5555,7 @@
                 <w:rFonts w:ascii="Times New Roman" w:hAnsi="Times New Roman"/>
                 <w:sz w:val="20"/>
               </w:rPr>
-              <w:t>94.5%</w:t>
+              <w:t>94.4%</w:t>
             </w:r>
           </w:p>
         </w:tc>
@@ -5569,7 +5569,7 @@
           <w:i w:val="0"/>
           <w:sz w:val="24"/>
         </w:rPr>
-        <w:t>At \alpha = 0 (ISIS-4 only), the posterior median OR was 1.07 with only 39.3% probability of benefit. As \alpha increased, incorporating pre-ISIS-4 evidence progressively shifted the posterior toward benefit. At \alpha = 0.3 (moderate discounting), the posterior OR was 0.74 with 83% probability of benefit. The sensitivity analysis demonstrates that conclusions about magnesium efficacy depend critically on the weight assigned to pre-ISIS-4 evidence (Fig. 5A).</w:t>
+        <w:t>At \alpha = 0 (ISIS-4 only), the posterior median OR was 1.05 with only 42.8% probability of benefit. As \alpha increased, incorporating pre-ISIS-4 evidence progressively shifted the posterior toward benefit. At \alpha = 0.3 (moderate discounting), the posterior OR was 0.74 with 81% probability of benefit. The sensitivity analysis demonstrates that conclusions about magnesium efficacy depend critically on the weight assigned to pre-ISIS-4 evidence (Fig. 5A).</w:t>
       </w:r>
     </w:p>
     <w:p>
@@ -5717,7 +5717,7 @@
                 <w:rFonts w:ascii="Times New Roman" w:hAnsi="Times New Roman"/>
                 <w:sz w:val="20"/>
               </w:rPr>
-              <w:t>0.97 (0.54–1.64)</w:t>
+              <w:t>0.97 (0.58–1.65)</w:t>
             </w:r>
           </w:p>
         </w:tc>
@@ -5732,7 +5732,7 @@
                 <w:rFonts w:ascii="Times New Roman" w:hAnsi="Times New Roman"/>
                 <w:sz w:val="20"/>
               </w:rPr>
-              <w:t>62.7%</w:t>
+              <w:t>62.9%</w:t>
             </w:r>
           </w:p>
         </w:tc>
@@ -5747,7 +5747,7 @@
                 <w:rFonts w:ascii="Times New Roman" w:hAnsi="Times New Roman"/>
                 <w:sz w:val="20"/>
               </w:rPr>
-              <w:t>21.1%</w:t>
+              <w:t>21.2%</w:t>
             </w:r>
           </w:p>
         </w:tc>
@@ -5762,7 +5762,7 @@
                 <w:rFonts w:ascii="Times New Roman" w:hAnsi="Times New Roman"/>
                 <w:sz w:val="20"/>
               </w:rPr>
-              <w:t>9.5%</w:t>
+              <w:t>8.9%</w:t>
             </w:r>
           </w:p>
         </w:tc>
@@ -5794,7 +5794,7 @@
                 <w:rFonts w:ascii="Times New Roman" w:hAnsi="Times New Roman"/>
                 <w:sz w:val="20"/>
               </w:rPr>
-              <w:t>0.92 (0.52–1.60)</w:t>
+              <w:t>0.92 (0.53–1.64)</w:t>
             </w:r>
           </w:p>
         </w:tc>
@@ -5809,7 +5809,7 @@
                 <w:rFonts w:ascii="Times New Roman" w:hAnsi="Times New Roman"/>
                 <w:sz w:val="20"/>
               </w:rPr>
-              <w:t>71.7%</w:t>
+              <w:t>71.9%</w:t>
             </w:r>
           </w:p>
         </w:tc>
@@ -5824,7 +5824,7 @@
                 <w:rFonts w:ascii="Times New Roman" w:hAnsi="Times New Roman"/>
                 <w:sz w:val="20"/>
               </w:rPr>
-              <w:t>42.0%</w:t>
+              <w:t>42.7%</w:t>
             </w:r>
           </w:p>
         </w:tc>
@@ -5839,7 +5839,7 @@
                 <w:rFonts w:ascii="Times New Roman" w:hAnsi="Times New Roman"/>
                 <w:sz w:val="20"/>
               </w:rPr>
-              <w:t>18.3%</w:t>
+              <w:t>19.2%</w:t>
             </w:r>
           </w:p>
         </w:tc>
@@ -5871,7 +5871,7 @@
                 <w:rFonts w:ascii="Times New Roman" w:hAnsi="Times New Roman"/>
                 <w:sz w:val="20"/>
               </w:rPr>
-              <w:t>0.88 (0.54–1.37)</w:t>
+              <w:t>0.89 (0.53–1.41)</w:t>
             </w:r>
           </w:p>
         </w:tc>
@@ -5886,7 +5886,7 @@
                 <w:rFonts w:ascii="Times New Roman" w:hAnsi="Times New Roman"/>
                 <w:sz w:val="20"/>
               </w:rPr>
-              <w:t>81.0%</w:t>
+              <w:t>79.8%</w:t>
             </w:r>
           </w:p>
         </w:tc>
@@ -5901,7 +5901,7 @@
                 <w:rFonts w:ascii="Times New Roman" w:hAnsi="Times New Roman"/>
                 <w:sz w:val="20"/>
               </w:rPr>
-              <w:t>56.3%</w:t>
+              <w:t>54.7%</w:t>
             </w:r>
           </w:p>
         </w:tc>
@@ -5916,7 +5916,7 @@
                 <w:rFonts w:ascii="Times New Roman" w:hAnsi="Times New Roman"/>
                 <w:sz w:val="20"/>
               </w:rPr>
-              <w:t>25.4%</w:t>
+              <w:t>24.4%</w:t>
             </w:r>
           </w:p>
         </w:tc>
@@ -5948,7 +5948,7 @@
                 <w:rFonts w:ascii="Times New Roman" w:hAnsi="Times New Roman"/>
                 <w:sz w:val="20"/>
               </w:rPr>
-              <w:t>0.86 (0.57–1.26)</w:t>
+              <w:t>0.85 (0.55–1.24)</w:t>
             </w:r>
           </w:p>
         </w:tc>
@@ -5963,7 +5963,7 @@
                 <w:rFonts w:ascii="Times New Roman" w:hAnsi="Times New Roman"/>
                 <w:sz w:val="20"/>
               </w:rPr>
-              <w:t>86.4%</w:t>
+              <w:t>86.5%</w:t>
             </w:r>
           </w:p>
         </w:tc>
@@ -5978,7 +5978,7 @@
                 <w:rFonts w:ascii="Times New Roman" w:hAnsi="Times New Roman"/>
                 <w:sz w:val="20"/>
               </w:rPr>
-              <w:t>65.3%</w:t>
+              <w:t>66.0%</w:t>
             </w:r>
           </w:p>
         </w:tc>
@@ -5993,7 +5993,7 @@
                 <w:rFonts w:ascii="Times New Roman" w:hAnsi="Times New Roman"/>
                 <w:sz w:val="20"/>
               </w:rPr>
-              <w:t>29.9%</w:t>
+              <w:t>31.1%</w:t>
             </w:r>
           </w:p>
         </w:tc>
@@ -6025,7 +6025,7 @@
                 <w:rFonts w:ascii="Times New Roman" w:hAnsi="Times New Roman"/>
                 <w:sz w:val="20"/>
               </w:rPr>
-              <w:t>0.82 (0.60–1.08)</w:t>
+              <w:t>0.82 (0.59–1.10)</w:t>
             </w:r>
           </w:p>
         </w:tc>
@@ -6070,7 +6070,7 @@
                 <w:rFonts w:ascii="Times New Roman" w:hAnsi="Times New Roman"/>
                 <w:sz w:val="20"/>
               </w:rPr>
-              <w:t>40.8%</w:t>
+              <w:t>41.9%</w:t>
             </w:r>
           </w:p>
         </w:tc>
@@ -6102,7 +6102,7 @@
                 <w:rFonts w:ascii="Times New Roman" w:hAnsi="Times New Roman"/>
                 <w:sz w:val="20"/>
               </w:rPr>
-              <w:t>0.80 (0.63–1.01)</w:t>
+              <w:t>0.80 (0.62–1.00)</w:t>
             </w:r>
           </w:p>
         </w:tc>
@@ -6147,7 +6147,7 @@
                 <w:rFonts w:ascii="Times New Roman" w:hAnsi="Times New Roman"/>
                 <w:sz w:val="20"/>
               </w:rPr>
-              <w:t>49.5%</w:t>
+              <w:t>49.7%</w:t>
             </w:r>
           </w:p>
         </w:tc>
@@ -6179,7 +6179,7 @@
                 <w:rFonts w:ascii="Times New Roman" w:hAnsi="Times New Roman"/>
                 <w:sz w:val="20"/>
               </w:rPr>
-              <w:t>0.78 (0.64–0.92)</w:t>
+              <w:t>0.78 (0.64–0.93)</w:t>
             </w:r>
           </w:p>
         </w:tc>
@@ -6194,7 +6194,7 @@
                 <w:rFonts w:ascii="Times New Roman" w:hAnsi="Times New Roman"/>
                 <w:sz w:val="20"/>
               </w:rPr>
-              <w:t>99.4%</w:t>
+              <w:t>99.3%</w:t>
             </w:r>
           </w:p>
         </w:tc>
@@ -6209,7 +6209,7 @@
                 <w:rFonts w:ascii="Times New Roman" w:hAnsi="Times New Roman"/>
                 <w:sz w:val="20"/>
               </w:rPr>
-              <w:t>95.8%</w:t>
+              <w:t>95.7%</w:t>
             </w:r>
           </w:p>
         </w:tc>
@@ -6224,7 +6224,7 @@
                 <w:rFonts w:ascii="Times New Roman" w:hAnsi="Times New Roman"/>
                 <w:sz w:val="20"/>
               </w:rPr>
-              <w:t>64.1%</w:t>
+              <w:t>63.3%</w:t>
             </w:r>
           </w:p>
         </w:tc>
@@ -6238,7 +6238,7 @@
           <w:i w:val="0"/>
           <w:sz w:val="24"/>
         </w:rPr>
-        <w:t>At \alpha = 0 (RCTs only), the posterior probability of any benefit was only 62.7%, and the probability of clinically meaningful benefit (HR &lt; 0.90) was 21.1%. Even modest incorporation of observational evidence (\alpha = 0.3) increased P(HR &lt; 1) to 86.4% and P(HR &lt; 0.90) to 65.3%. The sensitivity analysis (Fig. 5B) shows a monotonic increase in posterior probability of benefit with increasing \alpha, but conclusions remain uncertain across the full range of discounting.</w:t>
+        <w:t>At \alpha = 0 (RCTs only), the posterior probability of any benefit was only 62.9%, and the probability of clinically meaningful benefit (HR &lt; 0.90) was 21.2%. Even modest incorporation of observational evidence (\alpha = 0.3) increased P(HR &lt; 1) to 86.5% and P(HR &lt; 0.90) to 66.0%. The sensitivity analysis (Fig. 5B) shows a monotonic increase in posterior probability of benefit with increasing \alpha, but conclusions remain uncertain across the full range of discounting.</w:t>
       </w:r>
     </w:p>
     <w:p>

--- a/rct-decomposition/KOTHA_Framework_RSM.docx
+++ b/rct-decomposition/KOTHA_Framework_RSM.docx
@@ -9911,7 +9911,7 @@
       <w:r>
         <w:drawing>
           <wp:inline xmlns:a="http://schemas.openxmlformats.org/drawingml/2006/main" xmlns:pic="http://schemas.openxmlformats.org/drawingml/2006/picture">
-            <wp:extent cx="5029200" cy="2715861"/>
+            <wp:extent cx="5029200" cy="2418945"/>
             <wp:docPr id="8" name="Picture 8"/>
             <wp:cNvGraphicFramePr>
               <a:graphicFrameLocks noChangeAspect="1"/>
@@ -9932,7 +9932,7 @@
                   <pic:spPr>
                     <a:xfrm>
                       <a:off x="0" y="0"/>
-                      <a:ext cx="5029200" cy="2715861"/>
+                      <a:ext cx="5029200" cy="2418945"/>
                     </a:xfrm>
                     <a:prstGeom prst="rect"/>
                   </pic:spPr>
